--- a/app_pics.docx
+++ b/app_pics.docx
@@ -4,6 +4,9 @@
   <w:body>
     <w:p>
       <w:r>
+        <w:rPr>
+          <w:noProof/>
+        </w:rPr>
         <w:drawing>
           <wp:inline distT="0" distB="0" distL="0" distR="0" wp14:anchorId="765B47E7" wp14:editId="3A0DB077">
             <wp:extent cx="5943600" cy="3147695"/>
@@ -43,6 +46,9 @@
     </w:p>
     <w:p>
       <w:r>
+        <w:rPr>
+          <w:noProof/>
+        </w:rPr>
         <w:drawing>
           <wp:inline distT="0" distB="0" distL="0" distR="0" wp14:anchorId="57D8E242" wp14:editId="59AA8C06">
             <wp:extent cx="5943600" cy="3124200"/>
@@ -82,6 +88,9 @@
     </w:p>
     <w:p>
       <w:r>
+        <w:rPr>
+          <w:noProof/>
+        </w:rPr>
         <w:lastRenderedPageBreak/>
         <w:drawing>
           <wp:inline distT="0" distB="0" distL="0" distR="0" wp14:anchorId="4231E9D3" wp14:editId="3D5684EF">
@@ -122,6 +131,9 @@
     </w:p>
     <w:p>
       <w:r>
+        <w:rPr>
+          <w:noProof/>
+        </w:rPr>
         <w:drawing>
           <wp:inline distT="0" distB="0" distL="0" distR="0" wp14:anchorId="0841468A" wp14:editId="7DB5DA66">
             <wp:extent cx="5943600" cy="3138805"/>
@@ -161,6 +173,9 @@
     </w:p>
     <w:p>
       <w:r>
+        <w:rPr>
+          <w:noProof/>
+        </w:rPr>
         <w:lastRenderedPageBreak/>
         <w:drawing>
           <wp:inline distT="0" distB="0" distL="0" distR="0" wp14:anchorId="239674D0" wp14:editId="46B16EA5">
@@ -201,6 +216,9 @@
     </w:p>
     <w:p>
       <w:r>
+        <w:rPr>
+          <w:noProof/>
+        </w:rPr>
         <w:drawing>
           <wp:inline distT="0" distB="0" distL="0" distR="0" wp14:anchorId="49586496" wp14:editId="43EB551C">
             <wp:extent cx="5943600" cy="3138170"/>
@@ -238,6 +256,167 @@
         </w:drawing>
       </w:r>
     </w:p>
+    <w:p>
+      <w:r>
+        <w:lastRenderedPageBreak/>
+        <w:drawing>
+          <wp:inline distT="0" distB="0" distL="0" distR="0" wp14:anchorId="242891DC" wp14:editId="7BBE2775">
+            <wp:extent cx="5943600" cy="4270375"/>
+            <wp:effectExtent l="0" t="0" r="0" b="0"/>
+            <wp:docPr id="1218223031" name="Picture 1" descr="A screenshot of a computer&#10;&#10;AI-generated content may be incorrect."/>
+            <wp:cNvGraphicFramePr>
+              <a:graphicFrameLocks xmlns:a="http://schemas.openxmlformats.org/drawingml/2006/main" noChangeAspect="1"/>
+            </wp:cNvGraphicFramePr>
+            <a:graphic xmlns:a="http://schemas.openxmlformats.org/drawingml/2006/main">
+              <a:graphicData uri="http://schemas.openxmlformats.org/drawingml/2006/picture">
+                <pic:pic xmlns:pic="http://schemas.openxmlformats.org/drawingml/2006/picture">
+                  <pic:nvPicPr>
+                    <pic:cNvPr id="1218223031" name="Picture 1" descr="A screenshot of a computer&#10;&#10;AI-generated content may be incorrect."/>
+                    <pic:cNvPicPr/>
+                  </pic:nvPicPr>
+                  <pic:blipFill>
+                    <a:blip r:embed="rId10"/>
+                    <a:stretch>
+                      <a:fillRect/>
+                    </a:stretch>
+                  </pic:blipFill>
+                  <pic:spPr>
+                    <a:xfrm>
+                      <a:off x="0" y="0"/>
+                      <a:ext cx="5943600" cy="4270375"/>
+                    </a:xfrm>
+                    <a:prstGeom prst="rect">
+                      <a:avLst/>
+                    </a:prstGeom>
+                  </pic:spPr>
+                </pic:pic>
+              </a:graphicData>
+            </a:graphic>
+          </wp:inline>
+        </w:drawing>
+      </w:r>
+    </w:p>
+    <w:p>
+      <w:r>
+        <w:lastRenderedPageBreak/>
+        <w:drawing>
+          <wp:inline distT="0" distB="0" distL="0" distR="0" wp14:anchorId="638B0A63" wp14:editId="575EDF60">
+            <wp:extent cx="4932045" cy="8229600"/>
+            <wp:effectExtent l="0" t="0" r="1905" b="0"/>
+            <wp:docPr id="1471993407" name="Picture 1" descr="A screenshot of a computer&#10;&#10;AI-generated content may be incorrect."/>
+            <wp:cNvGraphicFramePr>
+              <a:graphicFrameLocks xmlns:a="http://schemas.openxmlformats.org/drawingml/2006/main" noChangeAspect="1"/>
+            </wp:cNvGraphicFramePr>
+            <a:graphic xmlns:a="http://schemas.openxmlformats.org/drawingml/2006/main">
+              <a:graphicData uri="http://schemas.openxmlformats.org/drawingml/2006/picture">
+                <pic:pic xmlns:pic="http://schemas.openxmlformats.org/drawingml/2006/picture">
+                  <pic:nvPicPr>
+                    <pic:cNvPr id="1471993407" name="Picture 1" descr="A screenshot of a computer&#10;&#10;AI-generated content may be incorrect."/>
+                    <pic:cNvPicPr/>
+                  </pic:nvPicPr>
+                  <pic:blipFill>
+                    <a:blip r:embed="rId11"/>
+                    <a:stretch>
+                      <a:fillRect/>
+                    </a:stretch>
+                  </pic:blipFill>
+                  <pic:spPr>
+                    <a:xfrm>
+                      <a:off x="0" y="0"/>
+                      <a:ext cx="4932045" cy="8229600"/>
+                    </a:xfrm>
+                    <a:prstGeom prst="rect">
+                      <a:avLst/>
+                    </a:prstGeom>
+                  </pic:spPr>
+                </pic:pic>
+              </a:graphicData>
+            </a:graphic>
+          </wp:inline>
+        </w:drawing>
+      </w:r>
+    </w:p>
+    <w:p>
+      <w:r>
+        <w:lastRenderedPageBreak/>
+        <w:drawing>
+          <wp:inline distT="0" distB="0" distL="0" distR="0" wp14:anchorId="5F92BA90" wp14:editId="389970E1">
+            <wp:extent cx="4940300" cy="8229600"/>
+            <wp:effectExtent l="0" t="0" r="0" b="0"/>
+            <wp:docPr id="446552161" name="Picture 1" descr="A screenshot of a computer&#10;&#10;AI-generated content may be incorrect."/>
+            <wp:cNvGraphicFramePr>
+              <a:graphicFrameLocks xmlns:a="http://schemas.openxmlformats.org/drawingml/2006/main" noChangeAspect="1"/>
+            </wp:cNvGraphicFramePr>
+            <a:graphic xmlns:a="http://schemas.openxmlformats.org/drawingml/2006/main">
+              <a:graphicData uri="http://schemas.openxmlformats.org/drawingml/2006/picture">
+                <pic:pic xmlns:pic="http://schemas.openxmlformats.org/drawingml/2006/picture">
+                  <pic:nvPicPr>
+                    <pic:cNvPr id="446552161" name="Picture 1" descr="A screenshot of a computer&#10;&#10;AI-generated content may be incorrect."/>
+                    <pic:cNvPicPr/>
+                  </pic:nvPicPr>
+                  <pic:blipFill>
+                    <a:blip r:embed="rId12"/>
+                    <a:stretch>
+                      <a:fillRect/>
+                    </a:stretch>
+                  </pic:blipFill>
+                  <pic:spPr>
+                    <a:xfrm>
+                      <a:off x="0" y="0"/>
+                      <a:ext cx="4940300" cy="8229600"/>
+                    </a:xfrm>
+                    <a:prstGeom prst="rect">
+                      <a:avLst/>
+                    </a:prstGeom>
+                  </pic:spPr>
+                </pic:pic>
+              </a:graphicData>
+            </a:graphic>
+          </wp:inline>
+        </w:drawing>
+      </w:r>
+    </w:p>
+    <w:p>
+      <w:r>
+        <w:lastRenderedPageBreak/>
+        <w:drawing>
+          <wp:inline distT="0" distB="0" distL="0" distR="0" wp14:anchorId="5876B897" wp14:editId="2103FF02">
+            <wp:extent cx="4932045" cy="8229600"/>
+            <wp:effectExtent l="0" t="0" r="1905" b="0"/>
+            <wp:docPr id="1450182851" name="Picture 1" descr="A screenshot of a computer&#10;&#10;AI-generated content may be incorrect."/>
+            <wp:cNvGraphicFramePr>
+              <a:graphicFrameLocks xmlns:a="http://schemas.openxmlformats.org/drawingml/2006/main" noChangeAspect="1"/>
+            </wp:cNvGraphicFramePr>
+            <a:graphic xmlns:a="http://schemas.openxmlformats.org/drawingml/2006/main">
+              <a:graphicData uri="http://schemas.openxmlformats.org/drawingml/2006/picture">
+                <pic:pic xmlns:pic="http://schemas.openxmlformats.org/drawingml/2006/picture">
+                  <pic:nvPicPr>
+                    <pic:cNvPr id="1450182851" name="Picture 1" descr="A screenshot of a computer&#10;&#10;AI-generated content may be incorrect."/>
+                    <pic:cNvPicPr/>
+                  </pic:nvPicPr>
+                  <pic:blipFill>
+                    <a:blip r:embed="rId13"/>
+                    <a:stretch>
+                      <a:fillRect/>
+                    </a:stretch>
+                  </pic:blipFill>
+                  <pic:spPr>
+                    <a:xfrm>
+                      <a:off x="0" y="0"/>
+                      <a:ext cx="4932045" cy="8229600"/>
+                    </a:xfrm>
+                    <a:prstGeom prst="rect">
+                      <a:avLst/>
+                    </a:prstGeom>
+                  </pic:spPr>
+                </pic:pic>
+              </a:graphicData>
+            </a:graphic>
+          </wp:inline>
+        </w:drawing>
+      </w:r>
+    </w:p>
+    <w:p/>
     <w:sectPr>
       <w:pgSz w:w="12240" w:h="15840"/>
       <w:pgMar w:top="1440" w:right="1440" w:bottom="1440" w:left="1440" w:header="720" w:footer="720" w:gutter="0"/>
